--- a/StarrNova.docx
+++ b/StarrNova.docx
@@ -77,8 +77,182 @@
           <w:rFonts w:hint="eastAsia"/>
           <w:lang w:val="en-US"/>
         </w:rPr>
-        <w:t>，是一个一站式智能教育平台。该平台面向大学，以后成熟后再计划开发面向中小学的功能。该平台的</w:t>
-      </w:r>
+        <w:t>，是一个一站式智能教育平台。该平台面向大学，以后成熟后再计划开发面向中小学的功能。该平台</w:t>
+      </w:r>
+      <w:r>
+        <w:rPr>
+          <w:rFonts w:hint="eastAsia"/>
+          <w:lang w:val="en-US"/>
+        </w:rPr>
+        <w:t>前端初步采用</w:t>
+      </w:r>
+      <w:r>
+        <w:rPr>
+          <w:lang w:val="en-US"/>
+        </w:rPr>
+        <w:t>html</w:t>
+      </w:r>
+      <w:r>
+        <w:rPr>
+          <w:rFonts w:hint="eastAsia"/>
+          <w:lang w:val="en-US"/>
+        </w:rPr>
+        <w:t>编写，后端数据库使用</w:t>
+      </w:r>
+      <w:r>
+        <w:rPr>
+          <w:lang w:val="en-US"/>
+        </w:rPr>
+        <w:t>MySQL</w:t>
+      </w:r>
+      <w:r>
+        <w:rPr>
+          <w:rFonts w:hint="eastAsia"/>
+          <w:lang w:val="en-US"/>
+        </w:rPr>
+        <w:t>。主要的界面有欢迎页、介绍页、注册账号页，登录后按照账户类型（学生、教师和管理员三种账户）分别进入三种首页。要求</w:t>
+      </w:r>
+      <w:r>
+        <w:rPr>
+          <w:rFonts w:hint="eastAsia"/>
+          <w:lang w:val="en-US"/>
+        </w:rPr>
+        <w:t>：</w:t>
+      </w:r>
+      <w:r>
+        <w:rPr>
+          <w:rFonts w:hint="eastAsia"/>
+          <w:lang w:val="en-US"/>
+        </w:rPr>
+        <w:t>各界面通用的元素</w:t>
+      </w:r>
+      <w:r>
+        <w:rPr>
+          <w:rFonts w:hint="eastAsia"/>
+          <w:lang w:val="en-US"/>
+        </w:rPr>
+        <w:t>的样式统一保存到</w:t>
+      </w:r>
+      <w:r>
+        <w:rPr>
+          <w:lang w:val="en-US"/>
+        </w:rPr>
+        <w:t>Styles.css</w:t>
+      </w:r>
+      <w:r>
+        <w:rPr>
+          <w:rFonts w:hint="eastAsia"/>
+          <w:lang w:val="en-US"/>
+        </w:rPr>
+        <w:t>文件，方便统一；各界面特有的元素样式保存到各自的</w:t>
+      </w:r>
+      <w:proofErr w:type="spellStart"/>
+      <w:r>
+        <w:rPr>
+          <w:lang w:val="en-US"/>
+        </w:rPr>
+        <w:t>css</w:t>
+      </w:r>
+      <w:proofErr w:type="spellEnd"/>
+      <w:r>
+        <w:rPr>
+          <w:rFonts w:hint="eastAsia"/>
+          <w:lang w:val="en-US"/>
+        </w:rPr>
+        <w:t>文件里；各界面通用的</w:t>
+      </w:r>
+      <w:proofErr w:type="spellStart"/>
+      <w:r>
+        <w:rPr>
+          <w:lang w:val="en-US"/>
+        </w:rPr>
+        <w:t>javascript</w:t>
+      </w:r>
+      <w:proofErr w:type="spellEnd"/>
+      <w:r>
+        <w:rPr>
+          <w:rFonts w:hint="eastAsia"/>
+          <w:lang w:val="en-US"/>
+        </w:rPr>
+        <w:t>代码保存到</w:t>
+      </w:r>
+      <w:r>
+        <w:rPr>
+          <w:lang w:val="en-US"/>
+        </w:rPr>
+        <w:t>Main.js</w:t>
+      </w:r>
+      <w:r>
+        <w:rPr>
+          <w:rFonts w:hint="eastAsia"/>
+          <w:lang w:val="en-US"/>
+        </w:rPr>
+        <w:t>，各自特有的保存到各自</w:t>
+      </w:r>
+      <w:r>
+        <w:rPr>
+          <w:rFonts w:hint="eastAsia"/>
+          <w:lang w:val="en-US"/>
+        </w:rPr>
+        <w:t>的</w:t>
+      </w:r>
+      <w:proofErr w:type="spellStart"/>
+      <w:r>
+        <w:rPr>
+          <w:lang w:val="en-US"/>
+        </w:rPr>
+        <w:t>js</w:t>
+      </w:r>
+      <w:proofErr w:type="spellEnd"/>
+      <w:r>
+        <w:rPr>
+          <w:rFonts w:hint="eastAsia"/>
+          <w:lang w:val="en-US"/>
+        </w:rPr>
+        <w:t>文件里。第一步先帮我初步构建这几个</w:t>
+      </w:r>
+      <w:r>
+        <w:rPr>
+          <w:lang w:val="en-US"/>
+        </w:rPr>
+        <w:t>html</w:t>
+      </w:r>
+      <w:r>
+        <w:rPr>
+          <w:rFonts w:hint="eastAsia"/>
+          <w:lang w:val="en-US"/>
+        </w:rPr>
+        <w:t>界面和对应</w:t>
+      </w:r>
+      <w:proofErr w:type="spellStart"/>
+      <w:r>
+        <w:rPr>
+          <w:lang w:val="en-US"/>
+        </w:rPr>
+        <w:t>css</w:t>
+      </w:r>
+      <w:proofErr w:type="spellEnd"/>
+      <w:r>
+        <w:rPr>
+          <w:rFonts w:hint="eastAsia"/>
+          <w:lang w:val="en-US"/>
+        </w:rPr>
+        <w:t>，作一个草稿，不要添加其他功能。</w:t>
+      </w:r>
+      <w:r>
+        <w:rPr>
+          <w:rFonts w:hint="eastAsia"/>
+          <w:lang w:val="en-US"/>
+        </w:rPr>
+        <w:t>先完成这些，我再进行下一步构建。</w:t>
+      </w:r>
+    </w:p>
+    <w:p>
+      <w:pPr>
+        <w:rPr>
+          <w:lang w:val="en-US"/>
+        </w:rPr>
+      </w:pPr>
     </w:p>
     <w:sectPr>
       <w:pgSz w:w="11906" w:h="16838"/>
